--- a/public/dossiers/sight-id.docx
+++ b/public/dossiers/sight-id.docx
@@ -67,7 +67,7 @@
           <w:sz w:val="18"/>
           <w:szCs w:val="18"/>
         </w:rPr>
-        <w:t xml:space="preserve">Planned incorporation: 2028 · Execution starts 1 January 2027 · All amounts in FBU</w:t>
+        <w:t xml:space="preserve">Planned incorporation: 2027 · Execution starts 1 January 2027 · All amounts in FBU</w:t>
       </w:r>
     </w:p>
     <w:p>
@@ -102,7 +102,7 @@
           <w:sz w:val="22"/>
           <w:szCs w:val="22"/>
         </w:rPr>
-        <w:t xml:space="preserve">Reusable KYC and authentication across group products + third parties — the trust layer for everything else.</w:t>
+        <w:t xml:space="preserve">First dependency of everything else: reusable KYC and authentication across group products + third parties — the trust layer.</w:t>
       </w:r>
     </w:p>
     <w:p>
@@ -121,7 +121,7 @@
           <w:sz w:val="22"/>
           <w:szCs w:val="22"/>
         </w:rPr>
-        <w:t xml:space="preserve">Created in 2028, once the ecosystem demand for digital identity is proven by group volume.</w:t>
+        <w:t xml:space="preserve">Created in 2027, once the ecosystem demand for digital identity is proven by group volume.</w:t>
       </w:r>
     </w:p>
     <w:p>
@@ -878,7 +878,7 @@
                 <w:sz w:val="20"/>
                 <w:szCs w:val="20"/>
               </w:rPr>
-              <w:t xml:space="preserve">2027</w:t>
+              <w:t xml:space="preserve">2026 (preparation year)</w:t>
             </w:r>
           </w:p>
         </w:tc>
@@ -1000,7 +1000,7 @@
                 <w:sz w:val="20"/>
                 <w:szCs w:val="20"/>
               </w:rPr>
-              <w:t xml:space="preserve">2028</w:t>
+              <w:t xml:space="preserve">2027</w:t>
             </w:r>
           </w:p>
         </w:tc>
@@ -1122,7 +1122,7 @@
                 <w:sz w:val="20"/>
                 <w:szCs w:val="20"/>
               </w:rPr>
-              <w:t xml:space="preserve">2029–2031</w:t>
+              <w:t xml:space="preserve">2028–2030</w:t>
             </w:r>
           </w:p>
         </w:tc>
@@ -1244,7 +1244,7 @@
                 <w:sz w:val="20"/>
                 <w:szCs w:val="20"/>
               </w:rPr>
-              <w:t xml:space="preserve">2032+</w:t>
+              <w:t xml:space="preserve">2031+</w:t>
             </w:r>
           </w:p>
         </w:tc>

--- a/public/dossiers/sight-id.docx
+++ b/public/dossiers/sight-id.docx
@@ -908,7 +908,7 @@
                 <w:sz w:val="20"/>
                 <w:szCs w:val="20"/>
               </w:rPr>
-              <w:t xml:space="preserve">60 M FBU</w:t>
+              <w:t xml:space="preserve">8 M FBU</w:t>
             </w:r>
           </w:p>
         </w:tc>
@@ -1030,7 +1030,7 @@
                 <w:sz w:val="20"/>
                 <w:szCs w:val="20"/>
               </w:rPr>
-              <w:t xml:space="preserve">450 M FBU</w:t>
+              <w:t xml:space="preserve">40 M FBU</w:t>
             </w:r>
           </w:p>
         </w:tc>
@@ -1152,7 +1152,7 @@
                 <w:sz w:val="20"/>
                 <w:szCs w:val="20"/>
               </w:rPr>
-              <w:t xml:space="preserve">2 Mds FBU</w:t>
+              <w:t xml:space="preserve">150 M FBU</w:t>
             </w:r>
           </w:p>
         </w:tc>
